--- a/Dotnet Plan.docx
+++ b/Dotnet Plan.docx
@@ -449,21 +449,7 @@
               <w:rPr>
                 <w:rFonts w:ascii="Consolas" w:eastAsia="Consolas" w:hAnsi="Consolas" w:cs="Consolas"/>
               </w:rPr>
-              <w:t>F = (C*9/</w:t>
-            </w:r>
-            <w:proofErr w:type="gramStart"/>
-            <w:r>
-              <w:rPr>
-                <w:rFonts w:ascii="Consolas" w:eastAsia="Consolas" w:hAnsi="Consolas" w:cs="Consolas"/>
-              </w:rPr>
-              <w:t>5)+</w:t>
-            </w:r>
-            <w:proofErr w:type="gramEnd"/>
-            <w:r>
-              <w:rPr>
-                <w:rFonts w:ascii="Consolas" w:eastAsia="Consolas" w:hAnsi="Consolas" w:cs="Consolas"/>
-              </w:rPr>
-              <w:t>32</w:t>
+              <w:t>F = (C*9/5)+32</w:t>
             </w:r>
             <w:r>
               <w:t>. Display result. Push code to GitHub.</w:t>
@@ -1020,7 +1006,6 @@
               <w:t xml:space="preserve">Create a function </w:t>
             </w:r>
             <w:proofErr w:type="spellStart"/>
-            <w:proofErr w:type="gramStart"/>
             <w:r>
               <w:rPr>
                 <w:rFonts w:ascii="Consolas" w:eastAsia="Consolas" w:hAnsi="Consolas" w:cs="Consolas"/>
@@ -1032,14 +1017,7 @@
               <w:rPr>
                 <w:rFonts w:ascii="Consolas" w:eastAsia="Consolas" w:hAnsi="Consolas" w:cs="Consolas"/>
               </w:rPr>
-              <w:t>(</w:t>
-            </w:r>
-            <w:proofErr w:type="gramEnd"/>
-            <w:r>
-              <w:rPr>
-                <w:rFonts w:ascii="Consolas" w:eastAsia="Consolas" w:hAnsi="Consolas" w:cs="Consolas"/>
-              </w:rPr>
-              <w:t>int a, int b)</w:t>
+              <w:t>(int a, int b)</w:t>
             </w:r>
             <w:r>
               <w:t xml:space="preserve"> that takes two integers as parameters and returns their sum. Call the function with different values and display results using </w:t>
@@ -1112,7 +1090,6 @@
               <w:t xml:space="preserve">Create a function </w:t>
             </w:r>
             <w:proofErr w:type="spellStart"/>
-            <w:proofErr w:type="gramStart"/>
             <w:r>
               <w:rPr>
                 <w:rFonts w:ascii="Consolas" w:eastAsia="Consolas" w:hAnsi="Consolas" w:cs="Consolas"/>
@@ -1124,14 +1101,7 @@
               <w:rPr>
                 <w:rFonts w:ascii="Consolas" w:eastAsia="Consolas" w:hAnsi="Consolas" w:cs="Consolas"/>
               </w:rPr>
-              <w:t>(</w:t>
-            </w:r>
-            <w:proofErr w:type="gramEnd"/>
-            <w:r>
-              <w:rPr>
-                <w:rFonts w:ascii="Consolas" w:eastAsia="Consolas" w:hAnsi="Consolas" w:cs="Consolas"/>
-              </w:rPr>
-              <w:t>int a, int b, int c)</w:t>
+              <w:t>(int a, int b, int c)</w:t>
             </w:r>
             <w:r>
               <w:t xml:space="preserve"> that returns the largest of three numbers. Test the function with different inputs. Push to GitHub.</w:t>
@@ -1177,19 +1147,11 @@
             <w:r>
               <w:t xml:space="preserve">Create a function </w:t>
             </w:r>
-            <w:proofErr w:type="gramStart"/>
-            <w:r>
-              <w:rPr>
-                <w:rFonts w:ascii="Consolas" w:eastAsia="Consolas" w:hAnsi="Consolas" w:cs="Consolas"/>
-              </w:rPr>
-              <w:t>Square(</w:t>
-            </w:r>
-            <w:proofErr w:type="gramEnd"/>
-            <w:r>
-              <w:rPr>
-                <w:rFonts w:ascii="Consolas" w:eastAsia="Consolas" w:hAnsi="Consolas" w:cs="Consolas"/>
-              </w:rPr>
-              <w:t>int n)</w:t>
+            <w:r>
+              <w:rPr>
+                <w:rFonts w:ascii="Consolas" w:eastAsia="Consolas" w:hAnsi="Consolas" w:cs="Consolas"/>
+              </w:rPr>
+              <w:t>Square(int n)</w:t>
             </w:r>
             <w:r>
               <w:t xml:space="preserve"> that returns the square of a number. Take input from user, call function, and display the result. Push code to GitHub.</w:t>
@@ -1906,7 +1868,6 @@
               <w:t xml:space="preserve">. Write a method </w:t>
             </w:r>
             <w:proofErr w:type="spellStart"/>
-            <w:proofErr w:type="gramStart"/>
             <w:r>
               <w:rPr>
                 <w:rFonts w:ascii="Consolas" w:eastAsia="Consolas" w:hAnsi="Consolas" w:cs="Consolas"/>
@@ -1918,14 +1879,7 @@
               <w:rPr>
                 <w:rFonts w:ascii="Consolas" w:eastAsia="Consolas" w:hAnsi="Consolas" w:cs="Consolas"/>
               </w:rPr>
-              <w:t>(</w:t>
-            </w:r>
-            <w:proofErr w:type="gramEnd"/>
-            <w:r>
-              <w:rPr>
-                <w:rFonts w:ascii="Consolas" w:eastAsia="Consolas" w:hAnsi="Consolas" w:cs="Consolas"/>
-              </w:rPr>
-              <w:t>)</w:t>
+              <w:t>()</w:t>
             </w:r>
             <w:r>
               <w:t xml:space="preserve"> to print details. Create multiple objects and call the method. Push to GitHub in folder </w:t>
@@ -2140,7 +2094,6 @@
               <w:t xml:space="preserve">Create method </w:t>
             </w:r>
             <w:proofErr w:type="spellStart"/>
-            <w:proofErr w:type="gramStart"/>
             <w:r>
               <w:rPr>
                 <w:rFonts w:ascii="Consolas" w:eastAsia="Consolas" w:hAnsi="Consolas" w:cs="Consolas"/>
@@ -2152,14 +2105,7 @@
               <w:rPr>
                 <w:rFonts w:ascii="Consolas" w:eastAsia="Consolas" w:hAnsi="Consolas" w:cs="Consolas"/>
               </w:rPr>
-              <w:t>(</w:t>
-            </w:r>
-            <w:proofErr w:type="gramEnd"/>
-            <w:r>
-              <w:rPr>
-                <w:rFonts w:ascii="Consolas" w:eastAsia="Consolas" w:hAnsi="Consolas" w:cs="Consolas"/>
-              </w:rPr>
-              <w:t>double amount)</w:t>
+              <w:t>(double amount)</w:t>
             </w:r>
             <w:r>
               <w:t xml:space="preserve"> to modify employee salary. Test method with multiple employees. Push code to GitHub.</w:t>
@@ -2415,36 +2361,20 @@
             <w:r>
               <w:t xml:space="preserve"> with method </w:t>
             </w:r>
-            <w:proofErr w:type="gramStart"/>
-            <w:r>
-              <w:rPr>
-                <w:rFonts w:ascii="Consolas" w:eastAsia="Consolas" w:hAnsi="Consolas" w:cs="Consolas"/>
-              </w:rPr>
-              <w:t>Print(</w:t>
-            </w:r>
-            <w:proofErr w:type="gramEnd"/>
-            <w:r>
-              <w:rPr>
-                <w:rFonts w:ascii="Consolas" w:eastAsia="Consolas" w:hAnsi="Consolas" w:cs="Consolas"/>
-              </w:rPr>
-              <w:t>)</w:t>
+            <w:r>
+              <w:rPr>
+                <w:rFonts w:ascii="Consolas" w:eastAsia="Consolas" w:hAnsi="Consolas" w:cs="Consolas"/>
+              </w:rPr>
+              <w:t>Print()</w:t>
             </w:r>
             <w:r>
               <w:t xml:space="preserve">. Implement interface in a class and call </w:t>
             </w:r>
-            <w:proofErr w:type="gramStart"/>
-            <w:r>
-              <w:rPr>
-                <w:rFonts w:ascii="Consolas" w:eastAsia="Consolas" w:hAnsi="Consolas" w:cs="Consolas"/>
-              </w:rPr>
-              <w:t>Print(</w:t>
-            </w:r>
-            <w:proofErr w:type="gramEnd"/>
-            <w:r>
-              <w:rPr>
-                <w:rFonts w:ascii="Consolas" w:eastAsia="Consolas" w:hAnsi="Consolas" w:cs="Consolas"/>
-              </w:rPr>
-              <w:t>)</w:t>
+            <w:r>
+              <w:rPr>
+                <w:rFonts w:ascii="Consolas" w:eastAsia="Consolas" w:hAnsi="Consolas" w:cs="Consolas"/>
+              </w:rPr>
+              <w:t>Print()</w:t>
             </w:r>
             <w:r>
               <w:t xml:space="preserve">. Push to GitHub in folder </w:t>
@@ -2508,19 +2438,11 @@
             <w:r>
               <w:t xml:space="preserve"> with abstract method </w:t>
             </w:r>
-            <w:proofErr w:type="gramStart"/>
-            <w:r>
-              <w:rPr>
-                <w:rFonts w:ascii="Consolas" w:eastAsia="Consolas" w:hAnsi="Consolas" w:cs="Consolas"/>
-              </w:rPr>
-              <w:t>Area(</w:t>
-            </w:r>
-            <w:proofErr w:type="gramEnd"/>
-            <w:r>
-              <w:rPr>
-                <w:rFonts w:ascii="Consolas" w:eastAsia="Consolas" w:hAnsi="Consolas" w:cs="Consolas"/>
-              </w:rPr>
-              <w:t>)</w:t>
+            <w:r>
+              <w:rPr>
+                <w:rFonts w:ascii="Consolas" w:eastAsia="Consolas" w:hAnsi="Consolas" w:cs="Consolas"/>
+              </w:rPr>
+              <w:t>Area()</w:t>
             </w:r>
             <w:r>
               <w:t xml:space="preserve">. Implement in derived class </w:t>
@@ -2575,19 +2497,11 @@
             <w:r>
               <w:t xml:space="preserve">Add try-catch in </w:t>
             </w:r>
-            <w:proofErr w:type="gramStart"/>
-            <w:r>
-              <w:rPr>
-                <w:rFonts w:ascii="Consolas" w:eastAsia="Consolas" w:hAnsi="Consolas" w:cs="Consolas"/>
-              </w:rPr>
-              <w:t>Area(</w:t>
-            </w:r>
-            <w:proofErr w:type="gramEnd"/>
-            <w:r>
-              <w:rPr>
-                <w:rFonts w:ascii="Consolas" w:eastAsia="Consolas" w:hAnsi="Consolas" w:cs="Consolas"/>
-              </w:rPr>
-              <w:t>)</w:t>
+            <w:r>
+              <w:rPr>
+                <w:rFonts w:ascii="Consolas" w:eastAsia="Consolas" w:hAnsi="Consolas" w:cs="Consolas"/>
+              </w:rPr>
+              <w:t>Area()</w:t>
             </w:r>
             <w:r>
               <w:t xml:space="preserve"> method to handle invalid input (like negative numbers). Push code to GitHub.</w:t>
@@ -4746,13 +4660,8 @@
           </w:tcPr>
           <w:p>
             <w:r>
-              <w:t xml:space="preserve">Edit &amp; </w:t>
-            </w:r>
-            <w:proofErr w:type="gramStart"/>
-            <w:r>
-              <w:t>Delete</w:t>
-            </w:r>
-            <w:proofErr w:type="gramEnd"/>
+              <w:t>Edit &amp; Delete</w:t>
+            </w:r>
           </w:p>
         </w:tc>
         <w:tc>
@@ -6064,7 +5973,7 @@
     <w:tbl>
       <w:tblPr>
         <w:tblStyle w:val="TableGrid"/>
-        <w:tblW w:w="0" w:type="auto"/>
+        <w:tblW w:w="9360" w:type="dxa"/>
         <w:tblLayout w:type="fixed"/>
         <w:tblLook w:val="06A0" w:firstRow="1" w:lastRow="0" w:firstColumn="1" w:lastColumn="0" w:noHBand="1" w:noVBand="1"/>
       </w:tblPr>
@@ -6832,7 +6741,1616 @@
         </w:tc>
       </w:tr>
     </w:tbl>
+    <w:p>
+      <w:r>
+        <w:t>using System;</w:t>
+      </w:r>
+    </w:p>
     <w:p/>
+    <w:p>
+      <w:r>
+        <w:t>public class Program</w:t>
+      </w:r>
+    </w:p>
+    <w:p>
+      <w:r>
+        <w:t>{</w:t>
+      </w:r>
+    </w:p>
+    <w:p>
+      <w:r>
+        <w:t xml:space="preserve">    static int Add(int a, int b) =&gt; a + b;</w:t>
+      </w:r>
+    </w:p>
+    <w:p/>
+    <w:p>
+      <w:r>
+        <w:t xml:space="preserve">    static int </w:t>
+      </w:r>
+      <w:proofErr w:type="spellStart"/>
+      <w:r>
+        <w:t>MaxOfThree</w:t>
+      </w:r>
+      <w:proofErr w:type="spellEnd"/>
+      <w:r>
+        <w:t>(int a, int b, int c)</w:t>
+      </w:r>
+    </w:p>
+    <w:p>
+      <w:r>
+        <w:t xml:space="preserve">    {</w:t>
+      </w:r>
+    </w:p>
+    <w:p>
+      <w:r>
+        <w:t xml:space="preserve">        if (a &gt;= b &amp;&amp; a &gt;= c) return a;</w:t>
+      </w:r>
+    </w:p>
+    <w:p>
+      <w:r>
+        <w:t xml:space="preserve">        else if (b &gt;= a &amp;&amp; b &gt;= c) return b;</w:t>
+      </w:r>
+    </w:p>
+    <w:p>
+      <w:r>
+        <w:t xml:space="preserve">        else return c;</w:t>
+      </w:r>
+    </w:p>
+    <w:p>
+      <w:r>
+        <w:t xml:space="preserve">    }</w:t>
+      </w:r>
+    </w:p>
+    <w:p/>
+    <w:p>
+      <w:r>
+        <w:t xml:space="preserve">    static int Square(int n) =&gt; n * n;</w:t>
+      </w:r>
+    </w:p>
+    <w:p/>
+    <w:p>
+      <w:r>
+        <w:t xml:space="preserve">    static void </w:t>
+      </w:r>
+      <w:proofErr w:type="spellStart"/>
+      <w:r>
+        <w:t>CreateAndDisplayArray</w:t>
+      </w:r>
+      <w:proofErr w:type="spellEnd"/>
+      <w:r>
+        <w:t>()</w:t>
+      </w:r>
+    </w:p>
+    <w:p>
+      <w:r>
+        <w:t xml:space="preserve">    {</w:t>
+      </w:r>
+    </w:p>
+    <w:p>
+      <w:r>
+        <w:t xml:space="preserve">        </w:t>
+      </w:r>
+      <w:proofErr w:type="spellStart"/>
+      <w:r>
+        <w:t>Console.Write</w:t>
+      </w:r>
+      <w:proofErr w:type="spellEnd"/>
+      <w:r>
+        <w:t>("Enter size: ");</w:t>
+      </w:r>
+    </w:p>
+    <w:p>
+      <w:r>
+        <w:t xml:space="preserve">        int size = Convert.ToInt32(</w:t>
+      </w:r>
+      <w:proofErr w:type="spellStart"/>
+      <w:r>
+        <w:t>Console.ReadLine</w:t>
+      </w:r>
+      <w:proofErr w:type="spellEnd"/>
+      <w:r>
+        <w:t>());</w:t>
+      </w:r>
+    </w:p>
+    <w:p>
+      <w:r>
+        <w:t xml:space="preserve">        int[] </w:t>
+      </w:r>
+      <w:proofErr w:type="spellStart"/>
+      <w:r>
+        <w:t>arr</w:t>
+      </w:r>
+      <w:proofErr w:type="spellEnd"/>
+      <w:r>
+        <w:t xml:space="preserve"> = new int[size];</w:t>
+      </w:r>
+    </w:p>
+    <w:p>
+      <w:r>
+        <w:t xml:space="preserve">        for (int </w:t>
+      </w:r>
+      <w:proofErr w:type="spellStart"/>
+      <w:r>
+        <w:t>i</w:t>
+      </w:r>
+      <w:proofErr w:type="spellEnd"/>
+      <w:r>
+        <w:t xml:space="preserve"> = 0; </w:t>
+      </w:r>
+      <w:proofErr w:type="spellStart"/>
+      <w:r>
+        <w:t>i</w:t>
+      </w:r>
+      <w:proofErr w:type="spellEnd"/>
+      <w:r>
+        <w:t xml:space="preserve"> &lt; size; </w:t>
+      </w:r>
+      <w:proofErr w:type="spellStart"/>
+      <w:r>
+        <w:t>i</w:t>
+      </w:r>
+      <w:proofErr w:type="spellEnd"/>
+      <w:r>
+        <w:t xml:space="preserve">++) </w:t>
+      </w:r>
+      <w:proofErr w:type="spellStart"/>
+      <w:r>
+        <w:t>arr</w:t>
+      </w:r>
+      <w:proofErr w:type="spellEnd"/>
+      <w:r>
+        <w:t>[</w:t>
+      </w:r>
+      <w:proofErr w:type="spellStart"/>
+      <w:r>
+        <w:t>i</w:t>
+      </w:r>
+      <w:proofErr w:type="spellEnd"/>
+      <w:r>
+        <w:t>] = Convert.ToInt32(</w:t>
+      </w:r>
+      <w:proofErr w:type="spellStart"/>
+      <w:r>
+        <w:t>Console.ReadLine</w:t>
+      </w:r>
+      <w:proofErr w:type="spellEnd"/>
+      <w:r>
+        <w:t>());</w:t>
+      </w:r>
+    </w:p>
+    <w:p>
+      <w:r>
+        <w:t xml:space="preserve">        </w:t>
+      </w:r>
+      <w:proofErr w:type="spellStart"/>
+      <w:r>
+        <w:t>Console.WriteLine</w:t>
+      </w:r>
+      <w:proofErr w:type="spellEnd"/>
+      <w:r>
+        <w:t>("Array:");</w:t>
+      </w:r>
+    </w:p>
+    <w:p>
+      <w:r>
+        <w:t xml:space="preserve">        foreach (int item in </w:t>
+      </w:r>
+      <w:proofErr w:type="spellStart"/>
+      <w:r>
+        <w:t>arr</w:t>
+      </w:r>
+      <w:proofErr w:type="spellEnd"/>
+      <w:r>
+        <w:t xml:space="preserve">) </w:t>
+      </w:r>
+      <w:proofErr w:type="spellStart"/>
+      <w:r>
+        <w:t>Console.Write</w:t>
+      </w:r>
+      <w:proofErr w:type="spellEnd"/>
+      <w:r>
+        <w:t>(item + " ");</w:t>
+      </w:r>
+    </w:p>
+    <w:p>
+      <w:r>
+        <w:t xml:space="preserve">        </w:t>
+      </w:r>
+      <w:proofErr w:type="spellStart"/>
+      <w:r>
+        <w:t>Console.WriteLine</w:t>
+      </w:r>
+      <w:proofErr w:type="spellEnd"/>
+      <w:r>
+        <w:t>();</w:t>
+      </w:r>
+    </w:p>
+    <w:p>
+      <w:r>
+        <w:t xml:space="preserve">    }</w:t>
+      </w:r>
+    </w:p>
+    <w:p/>
+    <w:p>
+      <w:r>
+        <w:t xml:space="preserve">    static void </w:t>
+      </w:r>
+      <w:proofErr w:type="spellStart"/>
+      <w:r>
+        <w:t>SumOfArrayElements</w:t>
+      </w:r>
+      <w:proofErr w:type="spellEnd"/>
+      <w:r>
+        <w:t>()</w:t>
+      </w:r>
+    </w:p>
+    <w:p>
+      <w:r>
+        <w:t xml:space="preserve">    {</w:t>
+      </w:r>
+    </w:p>
+    <w:p>
+      <w:r>
+        <w:t xml:space="preserve">        </w:t>
+      </w:r>
+      <w:proofErr w:type="spellStart"/>
+      <w:r>
+        <w:t>Console.Write</w:t>
+      </w:r>
+      <w:proofErr w:type="spellEnd"/>
+      <w:r>
+        <w:t>("Enter size: ");</w:t>
+      </w:r>
+    </w:p>
+    <w:p>
+      <w:r>
+        <w:t xml:space="preserve">        int size = Convert.ToInt32(</w:t>
+      </w:r>
+      <w:proofErr w:type="spellStart"/>
+      <w:r>
+        <w:t>Console.ReadLine</w:t>
+      </w:r>
+      <w:proofErr w:type="spellEnd"/>
+      <w:r>
+        <w:t>());</w:t>
+      </w:r>
+    </w:p>
+    <w:p>
+      <w:r>
+        <w:t xml:space="preserve">        int[] </w:t>
+      </w:r>
+      <w:proofErr w:type="spellStart"/>
+      <w:r>
+        <w:t>arr</w:t>
+      </w:r>
+      <w:proofErr w:type="spellEnd"/>
+      <w:r>
+        <w:t xml:space="preserve"> = new int[size];</w:t>
+      </w:r>
+    </w:p>
+    <w:p>
+      <w:r>
+        <w:t xml:space="preserve">        for (int </w:t>
+      </w:r>
+      <w:proofErr w:type="spellStart"/>
+      <w:r>
+        <w:t>i</w:t>
+      </w:r>
+      <w:proofErr w:type="spellEnd"/>
+      <w:r>
+        <w:t xml:space="preserve"> = 0; </w:t>
+      </w:r>
+      <w:proofErr w:type="spellStart"/>
+      <w:r>
+        <w:t>i</w:t>
+      </w:r>
+      <w:proofErr w:type="spellEnd"/>
+      <w:r>
+        <w:t xml:space="preserve"> &lt; size; </w:t>
+      </w:r>
+      <w:proofErr w:type="spellStart"/>
+      <w:r>
+        <w:t>i</w:t>
+      </w:r>
+      <w:proofErr w:type="spellEnd"/>
+      <w:r>
+        <w:t xml:space="preserve">++) </w:t>
+      </w:r>
+      <w:proofErr w:type="spellStart"/>
+      <w:r>
+        <w:t>arr</w:t>
+      </w:r>
+      <w:proofErr w:type="spellEnd"/>
+      <w:r>
+        <w:t>[</w:t>
+      </w:r>
+      <w:proofErr w:type="spellStart"/>
+      <w:r>
+        <w:t>i</w:t>
+      </w:r>
+      <w:proofErr w:type="spellEnd"/>
+      <w:r>
+        <w:t>] = Convert.ToInt32(</w:t>
+      </w:r>
+      <w:proofErr w:type="spellStart"/>
+      <w:r>
+        <w:t>Console.ReadLine</w:t>
+      </w:r>
+      <w:proofErr w:type="spellEnd"/>
+      <w:r>
+        <w:t>());</w:t>
+      </w:r>
+    </w:p>
+    <w:p>
+      <w:r>
+        <w:t xml:space="preserve">        int sum = 0;</w:t>
+      </w:r>
+    </w:p>
+    <w:p>
+      <w:r>
+        <w:t xml:space="preserve">        foreach (int </w:t>
+      </w:r>
+      <w:proofErr w:type="spellStart"/>
+      <w:r>
+        <w:t>val</w:t>
+      </w:r>
+      <w:proofErr w:type="spellEnd"/>
+      <w:r>
+        <w:t xml:space="preserve"> in </w:t>
+      </w:r>
+      <w:proofErr w:type="spellStart"/>
+      <w:r>
+        <w:t>arr</w:t>
+      </w:r>
+      <w:proofErr w:type="spellEnd"/>
+      <w:r>
+        <w:t xml:space="preserve">) sum += </w:t>
+      </w:r>
+      <w:proofErr w:type="spellStart"/>
+      <w:r>
+        <w:t>val</w:t>
+      </w:r>
+      <w:proofErr w:type="spellEnd"/>
+      <w:r>
+        <w:t>;</w:t>
+      </w:r>
+    </w:p>
+    <w:p>
+      <w:r>
+        <w:t xml:space="preserve">        </w:t>
+      </w:r>
+      <w:proofErr w:type="spellStart"/>
+      <w:r>
+        <w:t>Console.WriteLine</w:t>
+      </w:r>
+      <w:proofErr w:type="spellEnd"/>
+      <w:r>
+        <w:t>("Sum = " + sum);</w:t>
+      </w:r>
+    </w:p>
+    <w:p>
+      <w:r>
+        <w:t xml:space="preserve">    }</w:t>
+      </w:r>
+    </w:p>
+    <w:p/>
+    <w:p>
+      <w:r>
+        <w:t xml:space="preserve">    static void </w:t>
+      </w:r>
+      <w:proofErr w:type="spellStart"/>
+      <w:r>
+        <w:t>ReverseArray</w:t>
+      </w:r>
+      <w:proofErr w:type="spellEnd"/>
+      <w:r>
+        <w:t>()</w:t>
+      </w:r>
+    </w:p>
+    <w:p>
+      <w:r>
+        <w:lastRenderedPageBreak/>
+        <w:t xml:space="preserve">    {</w:t>
+      </w:r>
+    </w:p>
+    <w:p>
+      <w:r>
+        <w:t xml:space="preserve">        </w:t>
+      </w:r>
+      <w:proofErr w:type="spellStart"/>
+      <w:r>
+        <w:t>Console.Write</w:t>
+      </w:r>
+      <w:proofErr w:type="spellEnd"/>
+      <w:r>
+        <w:t>("Enter size: ");</w:t>
+      </w:r>
+    </w:p>
+    <w:p>
+      <w:r>
+        <w:t xml:space="preserve">        int size = Convert.ToInt32(</w:t>
+      </w:r>
+      <w:proofErr w:type="spellStart"/>
+      <w:r>
+        <w:t>Console.ReadLine</w:t>
+      </w:r>
+      <w:proofErr w:type="spellEnd"/>
+      <w:r>
+        <w:t>());</w:t>
+      </w:r>
+    </w:p>
+    <w:p>
+      <w:r>
+        <w:t xml:space="preserve">        int[] </w:t>
+      </w:r>
+      <w:proofErr w:type="spellStart"/>
+      <w:r>
+        <w:t>arr</w:t>
+      </w:r>
+      <w:proofErr w:type="spellEnd"/>
+      <w:r>
+        <w:t xml:space="preserve"> = new int[size];</w:t>
+      </w:r>
+    </w:p>
+    <w:p>
+      <w:r>
+        <w:t xml:space="preserve">        for (int </w:t>
+      </w:r>
+      <w:proofErr w:type="spellStart"/>
+      <w:r>
+        <w:t>i</w:t>
+      </w:r>
+      <w:proofErr w:type="spellEnd"/>
+      <w:r>
+        <w:t xml:space="preserve"> = 0; </w:t>
+      </w:r>
+      <w:proofErr w:type="spellStart"/>
+      <w:r>
+        <w:t>i</w:t>
+      </w:r>
+      <w:proofErr w:type="spellEnd"/>
+      <w:r>
+        <w:t xml:space="preserve"> &lt; size; </w:t>
+      </w:r>
+      <w:proofErr w:type="spellStart"/>
+      <w:r>
+        <w:t>i</w:t>
+      </w:r>
+      <w:proofErr w:type="spellEnd"/>
+      <w:r>
+        <w:t xml:space="preserve">++) </w:t>
+      </w:r>
+      <w:proofErr w:type="spellStart"/>
+      <w:r>
+        <w:t>arr</w:t>
+      </w:r>
+      <w:proofErr w:type="spellEnd"/>
+      <w:r>
+        <w:t>[</w:t>
+      </w:r>
+      <w:proofErr w:type="spellStart"/>
+      <w:r>
+        <w:t>i</w:t>
+      </w:r>
+      <w:proofErr w:type="spellEnd"/>
+      <w:r>
+        <w:t>] = Convert.ToInt32(</w:t>
+      </w:r>
+      <w:proofErr w:type="spellStart"/>
+      <w:r>
+        <w:t>Console.ReadLine</w:t>
+      </w:r>
+      <w:proofErr w:type="spellEnd"/>
+      <w:r>
+        <w:t>());</w:t>
+      </w:r>
+    </w:p>
+    <w:p>
+      <w:r>
+        <w:t xml:space="preserve">        </w:t>
+      </w:r>
+      <w:proofErr w:type="spellStart"/>
+      <w:r>
+        <w:t>Console.WriteLine</w:t>
+      </w:r>
+      <w:proofErr w:type="spellEnd"/>
+      <w:r>
+        <w:t>("Reversed array:");</w:t>
+      </w:r>
+    </w:p>
+    <w:p>
+      <w:r>
+        <w:t xml:space="preserve">        for (int </w:t>
+      </w:r>
+      <w:proofErr w:type="spellStart"/>
+      <w:r>
+        <w:t>i</w:t>
+      </w:r>
+      <w:proofErr w:type="spellEnd"/>
+      <w:r>
+        <w:t xml:space="preserve"> = size - 1; </w:t>
+      </w:r>
+      <w:proofErr w:type="spellStart"/>
+      <w:r>
+        <w:t>i</w:t>
+      </w:r>
+      <w:proofErr w:type="spellEnd"/>
+      <w:r>
+        <w:t xml:space="preserve"> &gt;= 0; </w:t>
+      </w:r>
+      <w:proofErr w:type="spellStart"/>
+      <w:r>
+        <w:t>i</w:t>
+      </w:r>
+      <w:proofErr w:type="spellEnd"/>
+      <w:r>
+        <w:t xml:space="preserve">--) </w:t>
+      </w:r>
+      <w:proofErr w:type="spellStart"/>
+      <w:r>
+        <w:t>Console.Write</w:t>
+      </w:r>
+      <w:proofErr w:type="spellEnd"/>
+      <w:r>
+        <w:t>(</w:t>
+      </w:r>
+      <w:proofErr w:type="spellStart"/>
+      <w:r>
+        <w:t>arr</w:t>
+      </w:r>
+      <w:proofErr w:type="spellEnd"/>
+      <w:r>
+        <w:t>[</w:t>
+      </w:r>
+      <w:proofErr w:type="spellStart"/>
+      <w:r>
+        <w:t>i</w:t>
+      </w:r>
+      <w:proofErr w:type="spellEnd"/>
+      <w:r>
+        <w:t>] + " ");</w:t>
+      </w:r>
+    </w:p>
+    <w:p>
+      <w:r>
+        <w:t xml:space="preserve">        </w:t>
+      </w:r>
+      <w:proofErr w:type="spellStart"/>
+      <w:r>
+        <w:t>Console.WriteLine</w:t>
+      </w:r>
+      <w:proofErr w:type="spellEnd"/>
+      <w:r>
+        <w:t>();</w:t>
+      </w:r>
+    </w:p>
+    <w:p>
+      <w:r>
+        <w:t xml:space="preserve">    }</w:t>
+      </w:r>
+    </w:p>
+    <w:p/>
+    <w:p>
+      <w:r>
+        <w:t xml:space="preserve">    static void </w:t>
+      </w:r>
+      <w:proofErr w:type="spellStart"/>
+      <w:r>
+        <w:t>FindLargestElement</w:t>
+      </w:r>
+      <w:proofErr w:type="spellEnd"/>
+      <w:r>
+        <w:t>()</w:t>
+      </w:r>
+    </w:p>
+    <w:p>
+      <w:r>
+        <w:t xml:space="preserve">    {</w:t>
+      </w:r>
+    </w:p>
+    <w:p>
+      <w:r>
+        <w:t xml:space="preserve">        </w:t>
+      </w:r>
+      <w:proofErr w:type="spellStart"/>
+      <w:r>
+        <w:t>Console.Write</w:t>
+      </w:r>
+      <w:proofErr w:type="spellEnd"/>
+      <w:r>
+        <w:t>("Enter size: ");</w:t>
+      </w:r>
+    </w:p>
+    <w:p>
+      <w:r>
+        <w:t xml:space="preserve">        int size = Convert.ToInt32(</w:t>
+      </w:r>
+      <w:proofErr w:type="spellStart"/>
+      <w:r>
+        <w:t>Console.ReadLine</w:t>
+      </w:r>
+      <w:proofErr w:type="spellEnd"/>
+      <w:r>
+        <w:t>());</w:t>
+      </w:r>
+    </w:p>
+    <w:p>
+      <w:r>
+        <w:t xml:space="preserve">        int[] </w:t>
+      </w:r>
+      <w:proofErr w:type="spellStart"/>
+      <w:r>
+        <w:t>arr</w:t>
+      </w:r>
+      <w:proofErr w:type="spellEnd"/>
+      <w:r>
+        <w:t xml:space="preserve"> = new int[size];</w:t>
+      </w:r>
+    </w:p>
+    <w:p>
+      <w:r>
+        <w:t xml:space="preserve">        for (int </w:t>
+      </w:r>
+      <w:proofErr w:type="spellStart"/>
+      <w:r>
+        <w:t>i</w:t>
+      </w:r>
+      <w:proofErr w:type="spellEnd"/>
+      <w:r>
+        <w:t xml:space="preserve"> = 0; </w:t>
+      </w:r>
+      <w:proofErr w:type="spellStart"/>
+      <w:r>
+        <w:t>i</w:t>
+      </w:r>
+      <w:proofErr w:type="spellEnd"/>
+      <w:r>
+        <w:t xml:space="preserve"> &lt; size; </w:t>
+      </w:r>
+      <w:proofErr w:type="spellStart"/>
+      <w:r>
+        <w:t>i</w:t>
+      </w:r>
+      <w:proofErr w:type="spellEnd"/>
+      <w:r>
+        <w:t xml:space="preserve">++) </w:t>
+      </w:r>
+      <w:proofErr w:type="spellStart"/>
+      <w:r>
+        <w:t>arr</w:t>
+      </w:r>
+      <w:proofErr w:type="spellEnd"/>
+      <w:r>
+        <w:t>[</w:t>
+      </w:r>
+      <w:proofErr w:type="spellStart"/>
+      <w:r>
+        <w:t>i</w:t>
+      </w:r>
+      <w:proofErr w:type="spellEnd"/>
+      <w:r>
+        <w:t>] = Convert.ToInt32(</w:t>
+      </w:r>
+      <w:proofErr w:type="spellStart"/>
+      <w:r>
+        <w:t>Console.ReadLine</w:t>
+      </w:r>
+      <w:proofErr w:type="spellEnd"/>
+      <w:r>
+        <w:t>());</w:t>
+      </w:r>
+    </w:p>
+    <w:p>
+      <w:r>
+        <w:t xml:space="preserve">        int max = </w:t>
+      </w:r>
+      <w:proofErr w:type="spellStart"/>
+      <w:r>
+        <w:t>arr</w:t>
+      </w:r>
+      <w:proofErr w:type="spellEnd"/>
+      <w:r>
+        <w:t>[0];</w:t>
+      </w:r>
+    </w:p>
+    <w:p>
+      <w:r>
+        <w:t xml:space="preserve">        for (int </w:t>
+      </w:r>
+      <w:proofErr w:type="spellStart"/>
+      <w:r>
+        <w:t>i</w:t>
+      </w:r>
+      <w:proofErr w:type="spellEnd"/>
+      <w:r>
+        <w:t xml:space="preserve"> = 1; </w:t>
+      </w:r>
+      <w:proofErr w:type="spellStart"/>
+      <w:r>
+        <w:t>i</w:t>
+      </w:r>
+      <w:proofErr w:type="spellEnd"/>
+      <w:r>
+        <w:t xml:space="preserve"> &lt; size; </w:t>
+      </w:r>
+      <w:proofErr w:type="spellStart"/>
+      <w:r>
+        <w:t>i</w:t>
+      </w:r>
+      <w:proofErr w:type="spellEnd"/>
+      <w:r>
+        <w:t>++) if (</w:t>
+      </w:r>
+      <w:proofErr w:type="spellStart"/>
+      <w:r>
+        <w:t>arr</w:t>
+      </w:r>
+      <w:proofErr w:type="spellEnd"/>
+      <w:r>
+        <w:t>[</w:t>
+      </w:r>
+      <w:proofErr w:type="spellStart"/>
+      <w:r>
+        <w:t>i</w:t>
+      </w:r>
+      <w:proofErr w:type="spellEnd"/>
+      <w:r>
+        <w:t xml:space="preserve">] &gt; max) max = </w:t>
+      </w:r>
+      <w:proofErr w:type="spellStart"/>
+      <w:r>
+        <w:t>arr</w:t>
+      </w:r>
+      <w:proofErr w:type="spellEnd"/>
+      <w:r>
+        <w:t>[</w:t>
+      </w:r>
+      <w:proofErr w:type="spellStart"/>
+      <w:r>
+        <w:t>i</w:t>
+      </w:r>
+      <w:proofErr w:type="spellEnd"/>
+      <w:r>
+        <w:t>];</w:t>
+      </w:r>
+    </w:p>
+    <w:p>
+      <w:pPr>
+        <w:rPr>
+          <w:lang w:val="fr-FR"/>
+        </w:rPr>
+      </w:pPr>
+      <w:r>
+        <w:t xml:space="preserve">        </w:t>
+      </w:r>
+      <w:r>
+        <w:rPr>
+          <w:lang w:val="fr-FR"/>
+        </w:rPr>
+        <w:t>Console.WriteLine("Largest element = " + max);</w:t>
+      </w:r>
+    </w:p>
+    <w:p>
+      <w:pPr>
+        <w:rPr>
+          <w:lang w:val="fr-FR"/>
+        </w:rPr>
+      </w:pPr>
+      <w:r>
+        <w:rPr>
+          <w:lang w:val="fr-FR"/>
+        </w:rPr>
+        <w:t xml:space="preserve">    }</w:t>
+      </w:r>
+    </w:p>
+    <w:p>
+      <w:pPr>
+        <w:rPr>
+          <w:lang w:val="fr-FR"/>
+        </w:rPr>
+      </w:pPr>
+    </w:p>
+    <w:p>
+      <w:pPr>
+        <w:rPr>
+          <w:lang w:val="fr-FR"/>
+        </w:rPr>
+      </w:pPr>
+      <w:r>
+        <w:rPr>
+          <w:lang w:val="fr-FR"/>
+        </w:rPr>
+        <w:t xml:space="preserve">    static void TransposeMatrix()</w:t>
+      </w:r>
+    </w:p>
+    <w:p>
+      <w:pPr>
+        <w:rPr>
+          <w:lang w:val="fr-FR"/>
+        </w:rPr>
+      </w:pPr>
+      <w:r>
+        <w:rPr>
+          <w:lang w:val="fr-FR"/>
+        </w:rPr>
+        <w:t xml:space="preserve">    {</w:t>
+      </w:r>
+    </w:p>
+    <w:p>
+      <w:pPr>
+        <w:rPr>
+          <w:lang w:val="fr-FR"/>
+        </w:rPr>
+      </w:pPr>
+      <w:r>
+        <w:rPr>
+          <w:lang w:val="fr-FR"/>
+        </w:rPr>
+        <w:t xml:space="preserve">        Console.Write("Enter rows: ");</w:t>
+      </w:r>
+    </w:p>
+    <w:p>
+      <w:pPr>
+        <w:rPr>
+          <w:lang w:val="fr-FR"/>
+        </w:rPr>
+      </w:pPr>
+      <w:r>
+        <w:rPr>
+          <w:lang w:val="fr-FR"/>
+        </w:rPr>
+        <w:t xml:space="preserve">        int rows = Convert.ToInt32(Console.ReadLine());</w:t>
+      </w:r>
+    </w:p>
+    <w:p>
+      <w:pPr>
+        <w:rPr>
+          <w:lang w:val="fr-FR"/>
+        </w:rPr>
+      </w:pPr>
+      <w:r>
+        <w:rPr>
+          <w:lang w:val="fr-FR"/>
+        </w:rPr>
+        <w:t xml:space="preserve">        Console.Write("Enter columns: ");</w:t>
+      </w:r>
+    </w:p>
+    <w:p>
+      <w:pPr>
+        <w:rPr>
+          <w:lang w:val="fr-FR"/>
+        </w:rPr>
+      </w:pPr>
+      <w:r>
+        <w:rPr>
+          <w:lang w:val="fr-FR"/>
+        </w:rPr>
+        <w:lastRenderedPageBreak/>
+        <w:t xml:space="preserve">        int cols = Convert.ToInt32(Console.ReadLine());</w:t>
+      </w:r>
+    </w:p>
+    <w:p>
+      <w:r>
+        <w:rPr>
+          <w:lang w:val="fr-FR"/>
+        </w:rPr>
+        <w:t xml:space="preserve">        </w:t>
+      </w:r>
+      <w:r>
+        <w:t>int[,] matrix = new int[rows, cols];</w:t>
+      </w:r>
+    </w:p>
+    <w:p>
+      <w:r>
+        <w:t xml:space="preserve">        </w:t>
+      </w:r>
+      <w:proofErr w:type="spellStart"/>
+      <w:r>
+        <w:t>Console.WriteLine</w:t>
+      </w:r>
+      <w:proofErr w:type="spellEnd"/>
+      <w:r>
+        <w:t>("Enter elements:");</w:t>
+      </w:r>
+    </w:p>
+    <w:p>
+      <w:r>
+        <w:t xml:space="preserve">        for (int </w:t>
+      </w:r>
+      <w:proofErr w:type="spellStart"/>
+      <w:r>
+        <w:t>i</w:t>
+      </w:r>
+      <w:proofErr w:type="spellEnd"/>
+      <w:r>
+        <w:t xml:space="preserve"> = 0; </w:t>
+      </w:r>
+      <w:proofErr w:type="spellStart"/>
+      <w:r>
+        <w:t>i</w:t>
+      </w:r>
+      <w:proofErr w:type="spellEnd"/>
+      <w:r>
+        <w:t xml:space="preserve"> &lt; rows; </w:t>
+      </w:r>
+      <w:proofErr w:type="spellStart"/>
+      <w:r>
+        <w:t>i</w:t>
+      </w:r>
+      <w:proofErr w:type="spellEnd"/>
+      <w:r>
+        <w:t>++)</w:t>
+      </w:r>
+    </w:p>
+    <w:p>
+      <w:r>
+        <w:t xml:space="preserve">            for (int j = 0; j &lt; cols; </w:t>
+      </w:r>
+      <w:proofErr w:type="spellStart"/>
+      <w:r>
+        <w:t>j++</w:t>
+      </w:r>
+      <w:proofErr w:type="spellEnd"/>
+      <w:r>
+        <w:t>)</w:t>
+      </w:r>
+    </w:p>
+    <w:p>
+      <w:r>
+        <w:t xml:space="preserve">                matrix[</w:t>
+      </w:r>
+      <w:proofErr w:type="spellStart"/>
+      <w:r>
+        <w:t>i</w:t>
+      </w:r>
+      <w:proofErr w:type="spellEnd"/>
+      <w:r>
+        <w:t>, j] = Convert.ToInt32(</w:t>
+      </w:r>
+      <w:proofErr w:type="spellStart"/>
+      <w:r>
+        <w:t>Console.ReadLine</w:t>
+      </w:r>
+      <w:proofErr w:type="spellEnd"/>
+      <w:r>
+        <w:t>());</w:t>
+      </w:r>
+    </w:p>
+    <w:p>
+      <w:r>
+        <w:t xml:space="preserve">        </w:t>
+      </w:r>
+      <w:proofErr w:type="spellStart"/>
+      <w:r>
+        <w:t>Console.WriteLine</w:t>
+      </w:r>
+      <w:proofErr w:type="spellEnd"/>
+      <w:r>
+        <w:t>("Transpose:");</w:t>
+      </w:r>
+    </w:p>
+    <w:p>
+      <w:r>
+        <w:t xml:space="preserve">        for (int </w:t>
+      </w:r>
+      <w:proofErr w:type="spellStart"/>
+      <w:r>
+        <w:t>i</w:t>
+      </w:r>
+      <w:proofErr w:type="spellEnd"/>
+      <w:r>
+        <w:t xml:space="preserve"> = 0; </w:t>
+      </w:r>
+      <w:proofErr w:type="spellStart"/>
+      <w:r>
+        <w:t>i</w:t>
+      </w:r>
+      <w:proofErr w:type="spellEnd"/>
+      <w:r>
+        <w:t xml:space="preserve"> &lt; cols; </w:t>
+      </w:r>
+      <w:proofErr w:type="spellStart"/>
+      <w:r>
+        <w:t>i</w:t>
+      </w:r>
+      <w:proofErr w:type="spellEnd"/>
+      <w:r>
+        <w:t>++)</w:t>
+      </w:r>
+    </w:p>
+    <w:p>
+      <w:r>
+        <w:t xml:space="preserve">        {</w:t>
+      </w:r>
+    </w:p>
+    <w:p>
+      <w:r>
+        <w:t xml:space="preserve">            for (int j = 0; j &lt; rows; </w:t>
+      </w:r>
+      <w:proofErr w:type="spellStart"/>
+      <w:r>
+        <w:t>j++</w:t>
+      </w:r>
+      <w:proofErr w:type="spellEnd"/>
+      <w:r>
+        <w:t>)</w:t>
+      </w:r>
+    </w:p>
+    <w:p>
+      <w:pPr>
+        <w:rPr>
+          <w:lang w:val="fr-FR"/>
+        </w:rPr>
+      </w:pPr>
+      <w:r>
+        <w:t xml:space="preserve">                </w:t>
+      </w:r>
+      <w:r>
+        <w:rPr>
+          <w:lang w:val="fr-FR"/>
+        </w:rPr>
+        <w:t>Console.Write(matrix[j, i] + " ");</w:t>
+      </w:r>
+    </w:p>
+    <w:p>
+      <w:pPr>
+        <w:rPr>
+          <w:lang w:val="fr-FR"/>
+        </w:rPr>
+      </w:pPr>
+      <w:r>
+        <w:rPr>
+          <w:lang w:val="fr-FR"/>
+        </w:rPr>
+        <w:t xml:space="preserve">            Console.WriteLine();</w:t>
+      </w:r>
+    </w:p>
+    <w:p>
+      <w:r>
+        <w:rPr>
+          <w:lang w:val="fr-FR"/>
+        </w:rPr>
+        <w:t xml:space="preserve">        </w:t>
+      </w:r>
+      <w:r>
+        <w:t>}</w:t>
+      </w:r>
+    </w:p>
+    <w:p>
+      <w:r>
+        <w:t xml:space="preserve">    }</w:t>
+      </w:r>
+    </w:p>
+    <w:p/>
+    <w:p>
+      <w:r>
+        <w:t xml:space="preserve">    public static void Main()</w:t>
+      </w:r>
+    </w:p>
+    <w:p>
+      <w:r>
+        <w:t xml:space="preserve">    {</w:t>
+      </w:r>
+    </w:p>
+    <w:p>
+      <w:r>
+        <w:t xml:space="preserve">        while (true)</w:t>
+      </w:r>
+    </w:p>
+    <w:p>
+      <w:r>
+        <w:t xml:space="preserve">        {</w:t>
+      </w:r>
+    </w:p>
+    <w:p>
+      <w:r>
+        <w:t xml:space="preserve">            </w:t>
+      </w:r>
+      <w:proofErr w:type="spellStart"/>
+      <w:r>
+        <w:t>Console.WriteLine</w:t>
+      </w:r>
+      <w:proofErr w:type="spellEnd"/>
+      <w:r>
+        <w:t>("\</w:t>
+      </w:r>
+      <w:proofErr w:type="spellStart"/>
+      <w:r>
+        <w:t>nSelect</w:t>
+      </w:r>
+      <w:proofErr w:type="spellEnd"/>
+      <w:r>
+        <w:t xml:space="preserve"> an option:");</w:t>
+      </w:r>
+    </w:p>
+    <w:p>
+      <w:r>
+        <w:t xml:space="preserve">            </w:t>
+      </w:r>
+      <w:proofErr w:type="spellStart"/>
+      <w:r>
+        <w:t>Console.WriteLine</w:t>
+      </w:r>
+      <w:proofErr w:type="spellEnd"/>
+      <w:r>
+        <w:t>("1. Add Numbers");</w:t>
+      </w:r>
+    </w:p>
+    <w:p>
+      <w:r>
+        <w:t xml:space="preserve">            </w:t>
+      </w:r>
+      <w:proofErr w:type="spellStart"/>
+      <w:r>
+        <w:t>Console.WriteLine</w:t>
+      </w:r>
+      <w:proofErr w:type="spellEnd"/>
+      <w:r>
+        <w:t>("2. Max of Three");</w:t>
+      </w:r>
+    </w:p>
+    <w:p>
+      <w:r>
+        <w:t xml:space="preserve">            </w:t>
+      </w:r>
+      <w:proofErr w:type="spellStart"/>
+      <w:r>
+        <w:t>Console.WriteLine</w:t>
+      </w:r>
+      <w:proofErr w:type="spellEnd"/>
+      <w:r>
+        <w:t>("3. Square of a Number");</w:t>
+      </w:r>
+    </w:p>
+    <w:p>
+      <w:r>
+        <w:t xml:space="preserve">            </w:t>
+      </w:r>
+      <w:proofErr w:type="spellStart"/>
+      <w:r>
+        <w:t>Console.WriteLine</w:t>
+      </w:r>
+      <w:proofErr w:type="spellEnd"/>
+      <w:r>
+        <w:t>("4. Create and Display Array");</w:t>
+      </w:r>
+    </w:p>
+    <w:p>
+      <w:r>
+        <w:t xml:space="preserve">            </w:t>
+      </w:r>
+      <w:proofErr w:type="spellStart"/>
+      <w:r>
+        <w:t>Console.WriteLine</w:t>
+      </w:r>
+      <w:proofErr w:type="spellEnd"/>
+      <w:r>
+        <w:t>("5. Sum of Array Elements");</w:t>
+      </w:r>
+    </w:p>
+    <w:p>
+      <w:r>
+        <w:t xml:space="preserve">            </w:t>
+      </w:r>
+      <w:proofErr w:type="spellStart"/>
+      <w:r>
+        <w:t>Console.WriteLine</w:t>
+      </w:r>
+      <w:proofErr w:type="spellEnd"/>
+      <w:r>
+        <w:t>("6. Reverse Array");</w:t>
+      </w:r>
+    </w:p>
+    <w:p>
+      <w:r>
+        <w:lastRenderedPageBreak/>
+        <w:t xml:space="preserve">            </w:t>
+      </w:r>
+      <w:proofErr w:type="spellStart"/>
+      <w:r>
+        <w:t>Console.WriteLine</w:t>
+      </w:r>
+      <w:proofErr w:type="spellEnd"/>
+      <w:r>
+        <w:t>("7. Find Largest Element");</w:t>
+      </w:r>
+    </w:p>
+    <w:p>
+      <w:r>
+        <w:t xml:space="preserve">            </w:t>
+      </w:r>
+      <w:proofErr w:type="spellStart"/>
+      <w:r>
+        <w:t>Console.WriteLine</w:t>
+      </w:r>
+      <w:proofErr w:type="spellEnd"/>
+      <w:r>
+        <w:t>("8. Transpose of Matrix");</w:t>
+      </w:r>
+    </w:p>
+    <w:p>
+      <w:r>
+        <w:t xml:space="preserve">            </w:t>
+      </w:r>
+      <w:proofErr w:type="spellStart"/>
+      <w:r>
+        <w:t>Console.WriteLine</w:t>
+      </w:r>
+      <w:proofErr w:type="spellEnd"/>
+      <w:r>
+        <w:t>("9. Exit");</w:t>
+      </w:r>
+    </w:p>
+    <w:p>
+      <w:r>
+        <w:t xml:space="preserve">            </w:t>
+      </w:r>
+      <w:proofErr w:type="spellStart"/>
+      <w:r>
+        <w:t>Console.Write</w:t>
+      </w:r>
+      <w:proofErr w:type="spellEnd"/>
+      <w:r>
+        <w:t>("Enter your choice: ");</w:t>
+      </w:r>
+    </w:p>
+    <w:p/>
+    <w:p>
+      <w:r>
+        <w:t xml:space="preserve">            int choice = Convert.ToInt32(</w:t>
+      </w:r>
+      <w:proofErr w:type="spellStart"/>
+      <w:r>
+        <w:t>Console.ReadLine</w:t>
+      </w:r>
+      <w:proofErr w:type="spellEnd"/>
+      <w:r>
+        <w:t>());</w:t>
+      </w:r>
+    </w:p>
+    <w:p>
+      <w:r>
+        <w:t xml:space="preserve">            switch (choice)</w:t>
+      </w:r>
+    </w:p>
+    <w:p>
+      <w:r>
+        <w:t xml:space="preserve">            {</w:t>
+      </w:r>
+    </w:p>
+    <w:p>
+      <w:r>
+        <w:t xml:space="preserve">                case 1:</w:t>
+      </w:r>
+    </w:p>
+    <w:p>
+      <w:r>
+        <w:t xml:space="preserve">                    </w:t>
+      </w:r>
+      <w:proofErr w:type="spellStart"/>
+      <w:r>
+        <w:t>Console.Write</w:t>
+      </w:r>
+      <w:proofErr w:type="spellEnd"/>
+      <w:r>
+        <w:t>("Enter two numbers: ");</w:t>
+      </w:r>
+    </w:p>
+    <w:p>
+      <w:r>
+        <w:t xml:space="preserve">                    </w:t>
+      </w:r>
+      <w:proofErr w:type="spellStart"/>
+      <w:r>
+        <w:t>Console.WriteLine</w:t>
+      </w:r>
+      <w:proofErr w:type="spellEnd"/>
+      <w:r>
+        <w:t>("Sum = " + Add(Convert.ToInt32(</w:t>
+      </w:r>
+      <w:proofErr w:type="spellStart"/>
+      <w:r>
+        <w:t>Console.ReadLine</w:t>
+      </w:r>
+      <w:proofErr w:type="spellEnd"/>
+      <w:r>
+        <w:t>()), Convert.ToInt32(</w:t>
+      </w:r>
+      <w:proofErr w:type="spellStart"/>
+      <w:r>
+        <w:t>Console.ReadLine</w:t>
+      </w:r>
+      <w:proofErr w:type="spellEnd"/>
+      <w:r>
+        <w:t>())));</w:t>
+      </w:r>
+    </w:p>
+    <w:p>
+      <w:r>
+        <w:t xml:space="preserve">                    break;</w:t>
+      </w:r>
+    </w:p>
+    <w:p>
+      <w:r>
+        <w:t xml:space="preserve">                case 2:</w:t>
+      </w:r>
+    </w:p>
+    <w:p>
+      <w:r>
+        <w:t xml:space="preserve">                    </w:t>
+      </w:r>
+      <w:proofErr w:type="spellStart"/>
+      <w:r>
+        <w:t>Console.Write</w:t>
+      </w:r>
+      <w:proofErr w:type="spellEnd"/>
+      <w:r>
+        <w:t>("Enter three numbers: ");</w:t>
+      </w:r>
+    </w:p>
+    <w:p>
+      <w:r>
+        <w:t xml:space="preserve">                    </w:t>
+      </w:r>
+      <w:proofErr w:type="spellStart"/>
+      <w:r>
+        <w:t>Console.WriteLine</w:t>
+      </w:r>
+      <w:proofErr w:type="spellEnd"/>
+      <w:r>
+        <w:t xml:space="preserve">("Max = " + </w:t>
+      </w:r>
+      <w:proofErr w:type="spellStart"/>
+      <w:r>
+        <w:t>MaxOfThree</w:t>
+      </w:r>
+      <w:proofErr w:type="spellEnd"/>
+      <w:r>
+        <w:t>(Convert.ToInt32(</w:t>
+      </w:r>
+      <w:proofErr w:type="spellStart"/>
+      <w:r>
+        <w:t>Console.ReadLine</w:t>
+      </w:r>
+      <w:proofErr w:type="spellEnd"/>
+      <w:r>
+        <w:t>()), Convert.ToInt32(</w:t>
+      </w:r>
+      <w:proofErr w:type="spellStart"/>
+      <w:r>
+        <w:t>Console.ReadLine</w:t>
+      </w:r>
+      <w:proofErr w:type="spellEnd"/>
+      <w:r>
+        <w:t>()), Convert.ToInt32(</w:t>
+      </w:r>
+      <w:proofErr w:type="spellStart"/>
+      <w:r>
+        <w:t>Console.ReadLine</w:t>
+      </w:r>
+      <w:proofErr w:type="spellEnd"/>
+      <w:r>
+        <w:t>())));</w:t>
+      </w:r>
+    </w:p>
+    <w:p>
+      <w:r>
+        <w:t xml:space="preserve">                    break;</w:t>
+      </w:r>
+    </w:p>
+    <w:p>
+      <w:r>
+        <w:t xml:space="preserve">                case 3:</w:t>
+      </w:r>
+    </w:p>
+    <w:p>
+      <w:r>
+        <w:t xml:space="preserve">                    </w:t>
+      </w:r>
+      <w:proofErr w:type="spellStart"/>
+      <w:r>
+        <w:t>Console.Write</w:t>
+      </w:r>
+      <w:proofErr w:type="spellEnd"/>
+      <w:r>
+        <w:t>("Enter number: ");</w:t>
+      </w:r>
+    </w:p>
+    <w:p>
+      <w:r>
+        <w:t xml:space="preserve">                    </w:t>
+      </w:r>
+      <w:proofErr w:type="spellStart"/>
+      <w:r>
+        <w:t>Console.WriteLine</w:t>
+      </w:r>
+      <w:proofErr w:type="spellEnd"/>
+      <w:r>
+        <w:t>("Square = " + Square(Convert.ToInt32(</w:t>
+      </w:r>
+      <w:proofErr w:type="spellStart"/>
+      <w:r>
+        <w:t>Console.ReadLine</w:t>
+      </w:r>
+      <w:proofErr w:type="spellEnd"/>
+      <w:r>
+        <w:t>())));</w:t>
+      </w:r>
+    </w:p>
+    <w:p>
+      <w:r>
+        <w:t xml:space="preserve">                    break;</w:t>
+      </w:r>
+    </w:p>
+    <w:p>
+      <w:r>
+        <w:t xml:space="preserve">                case 4:</w:t>
+      </w:r>
+    </w:p>
+    <w:p>
+      <w:r>
+        <w:t xml:space="preserve">                    </w:t>
+      </w:r>
+      <w:proofErr w:type="spellStart"/>
+      <w:r>
+        <w:t>CreateAndDisplayArray</w:t>
+      </w:r>
+      <w:proofErr w:type="spellEnd"/>
+      <w:r>
+        <w:t>();</w:t>
+      </w:r>
+    </w:p>
+    <w:p>
+      <w:r>
+        <w:t xml:space="preserve">                    break;</w:t>
+      </w:r>
+    </w:p>
+    <w:p>
+      <w:r>
+        <w:t xml:space="preserve">                case 5:</w:t>
+      </w:r>
+    </w:p>
+    <w:p>
+      <w:r>
+        <w:lastRenderedPageBreak/>
+        <w:t xml:space="preserve">                    </w:t>
+      </w:r>
+      <w:proofErr w:type="spellStart"/>
+      <w:r>
+        <w:t>SumOfArrayElements</w:t>
+      </w:r>
+      <w:proofErr w:type="spellEnd"/>
+      <w:r>
+        <w:t>();</w:t>
+      </w:r>
+    </w:p>
+    <w:p>
+      <w:r>
+        <w:t xml:space="preserve">                    break;</w:t>
+      </w:r>
+    </w:p>
+    <w:p>
+      <w:r>
+        <w:t xml:space="preserve">                case 6:</w:t>
+      </w:r>
+    </w:p>
+    <w:p>
+      <w:r>
+        <w:t xml:space="preserve">                    </w:t>
+      </w:r>
+      <w:proofErr w:type="spellStart"/>
+      <w:r>
+        <w:t>ReverseArray</w:t>
+      </w:r>
+      <w:proofErr w:type="spellEnd"/>
+      <w:r>
+        <w:t>();</w:t>
+      </w:r>
+    </w:p>
+    <w:p>
+      <w:r>
+        <w:t xml:space="preserve">                    break;</w:t>
+      </w:r>
+    </w:p>
+    <w:p>
+      <w:r>
+        <w:t xml:space="preserve">                case 7:</w:t>
+      </w:r>
+    </w:p>
+    <w:p>
+      <w:r>
+        <w:t xml:space="preserve">                    </w:t>
+      </w:r>
+      <w:proofErr w:type="spellStart"/>
+      <w:r>
+        <w:t>FindLargestElement</w:t>
+      </w:r>
+      <w:proofErr w:type="spellEnd"/>
+      <w:r>
+        <w:t>();</w:t>
+      </w:r>
+    </w:p>
+    <w:p>
+      <w:r>
+        <w:t xml:space="preserve">                    break;</w:t>
+      </w:r>
+    </w:p>
+    <w:p>
+      <w:r>
+        <w:t xml:space="preserve">                case 8:</w:t>
+      </w:r>
+    </w:p>
+    <w:p>
+      <w:r>
+        <w:t xml:space="preserve">                    </w:t>
+      </w:r>
+      <w:proofErr w:type="spellStart"/>
+      <w:r>
+        <w:t>TransposeMatrix</w:t>
+      </w:r>
+      <w:proofErr w:type="spellEnd"/>
+      <w:r>
+        <w:t>();</w:t>
+      </w:r>
+    </w:p>
+    <w:p>
+      <w:r>
+        <w:t xml:space="preserve">                    break;</w:t>
+      </w:r>
+    </w:p>
+    <w:p>
+      <w:r>
+        <w:t xml:space="preserve">                case 9:</w:t>
+      </w:r>
+    </w:p>
+    <w:p>
+      <w:r>
+        <w:t xml:space="preserve">                    return;</w:t>
+      </w:r>
+    </w:p>
+    <w:p>
+      <w:r>
+        <w:t xml:space="preserve">                default:</w:t>
+      </w:r>
+    </w:p>
+    <w:p>
+      <w:r>
+        <w:t xml:space="preserve">                    </w:t>
+      </w:r>
+      <w:proofErr w:type="spellStart"/>
+      <w:r>
+        <w:t>Console.WriteLine</w:t>
+      </w:r>
+      <w:proofErr w:type="spellEnd"/>
+      <w:r>
+        <w:t>("Invalid choice.");</w:t>
+      </w:r>
+    </w:p>
+    <w:p>
+      <w:r>
+        <w:t xml:space="preserve">                    break;</w:t>
+      </w:r>
+    </w:p>
+    <w:p>
+      <w:r>
+        <w:t xml:space="preserve">            }</w:t>
+      </w:r>
+    </w:p>
+    <w:p>
+      <w:r>
+        <w:t xml:space="preserve">        }</w:t>
+      </w:r>
+    </w:p>
+    <w:p>
+      <w:r>
+        <w:t xml:space="preserve">    }</w:t>
+      </w:r>
+    </w:p>
+    <w:p>
+      <w:r>
+        <w:t>}</w:t>
+      </w:r>
+    </w:p>
     <w:sectPr>
       <w:pgSz w:w="12240" w:h="15840"/>
       <w:pgMar w:top="1440" w:right="1440" w:bottom="1440" w:left="1440" w:header="720" w:footer="720" w:gutter="0"/>

--- a/Dotnet Plan.docx
+++ b/Dotnet Plan.docx
@@ -449,7 +449,21 @@
               <w:rPr>
                 <w:rFonts w:ascii="Consolas" w:eastAsia="Consolas" w:hAnsi="Consolas" w:cs="Consolas"/>
               </w:rPr>
-              <w:t>F = (C*9/5)+32</w:t>
+              <w:t>F = (C*9/</w:t>
+            </w:r>
+            <w:proofErr w:type="gramStart"/>
+            <w:r>
+              <w:rPr>
+                <w:rFonts w:ascii="Consolas" w:eastAsia="Consolas" w:hAnsi="Consolas" w:cs="Consolas"/>
+              </w:rPr>
+              <w:t>5)+</w:t>
+            </w:r>
+            <w:proofErr w:type="gramEnd"/>
+            <w:r>
+              <w:rPr>
+                <w:rFonts w:ascii="Consolas" w:eastAsia="Consolas" w:hAnsi="Consolas" w:cs="Consolas"/>
+              </w:rPr>
+              <w:t>32</w:t>
             </w:r>
             <w:r>
               <w:t>. Display result. Push code to GitHub.</w:t>
@@ -1006,6 +1020,7 @@
               <w:t xml:space="preserve">Create a function </w:t>
             </w:r>
             <w:proofErr w:type="spellStart"/>
+            <w:proofErr w:type="gramStart"/>
             <w:r>
               <w:rPr>
                 <w:rFonts w:ascii="Consolas" w:eastAsia="Consolas" w:hAnsi="Consolas" w:cs="Consolas"/>
@@ -1017,7 +1032,14 @@
               <w:rPr>
                 <w:rFonts w:ascii="Consolas" w:eastAsia="Consolas" w:hAnsi="Consolas" w:cs="Consolas"/>
               </w:rPr>
-              <w:t>(int a, int b)</w:t>
+              <w:t>(</w:t>
+            </w:r>
+            <w:proofErr w:type="gramEnd"/>
+            <w:r>
+              <w:rPr>
+                <w:rFonts w:ascii="Consolas" w:eastAsia="Consolas" w:hAnsi="Consolas" w:cs="Consolas"/>
+              </w:rPr>
+              <w:t>int a, int b)</w:t>
             </w:r>
             <w:r>
               <w:t xml:space="preserve"> that takes two integers as parameters and returns their sum. Call the function with different values and display results using </w:t>
@@ -1090,6 +1112,7 @@
               <w:t xml:space="preserve">Create a function </w:t>
             </w:r>
             <w:proofErr w:type="spellStart"/>
+            <w:proofErr w:type="gramStart"/>
             <w:r>
               <w:rPr>
                 <w:rFonts w:ascii="Consolas" w:eastAsia="Consolas" w:hAnsi="Consolas" w:cs="Consolas"/>
@@ -1101,7 +1124,14 @@
               <w:rPr>
                 <w:rFonts w:ascii="Consolas" w:eastAsia="Consolas" w:hAnsi="Consolas" w:cs="Consolas"/>
               </w:rPr>
-              <w:t>(int a, int b, int c)</w:t>
+              <w:t>(</w:t>
+            </w:r>
+            <w:proofErr w:type="gramEnd"/>
+            <w:r>
+              <w:rPr>
+                <w:rFonts w:ascii="Consolas" w:eastAsia="Consolas" w:hAnsi="Consolas" w:cs="Consolas"/>
+              </w:rPr>
+              <w:t>int a, int b, int c)</w:t>
             </w:r>
             <w:r>
               <w:t xml:space="preserve"> that returns the largest of three numbers. Test the function with different inputs. Push to GitHub.</w:t>
@@ -1147,11 +1177,19 @@
             <w:r>
               <w:t xml:space="preserve">Create a function </w:t>
             </w:r>
-            <w:r>
-              <w:rPr>
-                <w:rFonts w:ascii="Consolas" w:eastAsia="Consolas" w:hAnsi="Consolas" w:cs="Consolas"/>
-              </w:rPr>
-              <w:t>Square(int n)</w:t>
+            <w:proofErr w:type="gramStart"/>
+            <w:r>
+              <w:rPr>
+                <w:rFonts w:ascii="Consolas" w:eastAsia="Consolas" w:hAnsi="Consolas" w:cs="Consolas"/>
+              </w:rPr>
+              <w:t>Square(</w:t>
+            </w:r>
+            <w:proofErr w:type="gramEnd"/>
+            <w:r>
+              <w:rPr>
+                <w:rFonts w:ascii="Consolas" w:eastAsia="Consolas" w:hAnsi="Consolas" w:cs="Consolas"/>
+              </w:rPr>
+              <w:t>int n)</w:t>
             </w:r>
             <w:r>
               <w:t xml:space="preserve"> that returns the square of a number. Take input from user, call function, and display the result. Push code to GitHub.</w:t>
@@ -1868,6 +1906,7 @@
               <w:t xml:space="preserve">. Write a method </w:t>
             </w:r>
             <w:proofErr w:type="spellStart"/>
+            <w:proofErr w:type="gramStart"/>
             <w:r>
               <w:rPr>
                 <w:rFonts w:ascii="Consolas" w:eastAsia="Consolas" w:hAnsi="Consolas" w:cs="Consolas"/>
@@ -1879,7 +1918,14 @@
               <w:rPr>
                 <w:rFonts w:ascii="Consolas" w:eastAsia="Consolas" w:hAnsi="Consolas" w:cs="Consolas"/>
               </w:rPr>
-              <w:t>()</w:t>
+              <w:t>(</w:t>
+            </w:r>
+            <w:proofErr w:type="gramEnd"/>
+            <w:r>
+              <w:rPr>
+                <w:rFonts w:ascii="Consolas" w:eastAsia="Consolas" w:hAnsi="Consolas" w:cs="Consolas"/>
+              </w:rPr>
+              <w:t>)</w:t>
             </w:r>
             <w:r>
               <w:t xml:space="preserve"> to print details. Create multiple objects and call the method. Push to GitHub in folder </w:t>
@@ -2094,6 +2140,7 @@
               <w:t xml:space="preserve">Create method </w:t>
             </w:r>
             <w:proofErr w:type="spellStart"/>
+            <w:proofErr w:type="gramStart"/>
             <w:r>
               <w:rPr>
                 <w:rFonts w:ascii="Consolas" w:eastAsia="Consolas" w:hAnsi="Consolas" w:cs="Consolas"/>
@@ -2105,7 +2152,14 @@
               <w:rPr>
                 <w:rFonts w:ascii="Consolas" w:eastAsia="Consolas" w:hAnsi="Consolas" w:cs="Consolas"/>
               </w:rPr>
-              <w:t>(double amount)</w:t>
+              <w:t>(</w:t>
+            </w:r>
+            <w:proofErr w:type="gramEnd"/>
+            <w:r>
+              <w:rPr>
+                <w:rFonts w:ascii="Consolas" w:eastAsia="Consolas" w:hAnsi="Consolas" w:cs="Consolas"/>
+              </w:rPr>
+              <w:t>double amount)</w:t>
             </w:r>
             <w:r>
               <w:t xml:space="preserve"> to modify employee salary. Test method with multiple employees. Push code to GitHub.</w:t>
@@ -2361,20 +2415,36 @@
             <w:r>
               <w:t xml:space="preserve"> with method </w:t>
             </w:r>
-            <w:r>
-              <w:rPr>
-                <w:rFonts w:ascii="Consolas" w:eastAsia="Consolas" w:hAnsi="Consolas" w:cs="Consolas"/>
-              </w:rPr>
-              <w:t>Print()</w:t>
+            <w:proofErr w:type="gramStart"/>
+            <w:r>
+              <w:rPr>
+                <w:rFonts w:ascii="Consolas" w:eastAsia="Consolas" w:hAnsi="Consolas" w:cs="Consolas"/>
+              </w:rPr>
+              <w:t>Print(</w:t>
+            </w:r>
+            <w:proofErr w:type="gramEnd"/>
+            <w:r>
+              <w:rPr>
+                <w:rFonts w:ascii="Consolas" w:eastAsia="Consolas" w:hAnsi="Consolas" w:cs="Consolas"/>
+              </w:rPr>
+              <w:t>)</w:t>
             </w:r>
             <w:r>
               <w:t xml:space="preserve">. Implement interface in a class and call </w:t>
             </w:r>
-            <w:r>
-              <w:rPr>
-                <w:rFonts w:ascii="Consolas" w:eastAsia="Consolas" w:hAnsi="Consolas" w:cs="Consolas"/>
-              </w:rPr>
-              <w:t>Print()</w:t>
+            <w:proofErr w:type="gramStart"/>
+            <w:r>
+              <w:rPr>
+                <w:rFonts w:ascii="Consolas" w:eastAsia="Consolas" w:hAnsi="Consolas" w:cs="Consolas"/>
+              </w:rPr>
+              <w:t>Print(</w:t>
+            </w:r>
+            <w:proofErr w:type="gramEnd"/>
+            <w:r>
+              <w:rPr>
+                <w:rFonts w:ascii="Consolas" w:eastAsia="Consolas" w:hAnsi="Consolas" w:cs="Consolas"/>
+              </w:rPr>
+              <w:t>)</w:t>
             </w:r>
             <w:r>
               <w:t xml:space="preserve">. Push to GitHub in folder </w:t>
@@ -2438,11 +2508,19 @@
             <w:r>
               <w:t xml:space="preserve"> with abstract method </w:t>
             </w:r>
-            <w:r>
-              <w:rPr>
-                <w:rFonts w:ascii="Consolas" w:eastAsia="Consolas" w:hAnsi="Consolas" w:cs="Consolas"/>
-              </w:rPr>
-              <w:t>Area()</w:t>
+            <w:proofErr w:type="gramStart"/>
+            <w:r>
+              <w:rPr>
+                <w:rFonts w:ascii="Consolas" w:eastAsia="Consolas" w:hAnsi="Consolas" w:cs="Consolas"/>
+              </w:rPr>
+              <w:t>Area(</w:t>
+            </w:r>
+            <w:proofErr w:type="gramEnd"/>
+            <w:r>
+              <w:rPr>
+                <w:rFonts w:ascii="Consolas" w:eastAsia="Consolas" w:hAnsi="Consolas" w:cs="Consolas"/>
+              </w:rPr>
+              <w:t>)</w:t>
             </w:r>
             <w:r>
               <w:t xml:space="preserve">. Implement in derived class </w:t>
@@ -2497,11 +2575,19 @@
             <w:r>
               <w:t xml:space="preserve">Add try-catch in </w:t>
             </w:r>
-            <w:r>
-              <w:rPr>
-                <w:rFonts w:ascii="Consolas" w:eastAsia="Consolas" w:hAnsi="Consolas" w:cs="Consolas"/>
-              </w:rPr>
-              <w:t>Area()</w:t>
+            <w:proofErr w:type="gramStart"/>
+            <w:r>
+              <w:rPr>
+                <w:rFonts w:ascii="Consolas" w:eastAsia="Consolas" w:hAnsi="Consolas" w:cs="Consolas"/>
+              </w:rPr>
+              <w:t>Area(</w:t>
+            </w:r>
+            <w:proofErr w:type="gramEnd"/>
+            <w:r>
+              <w:rPr>
+                <w:rFonts w:ascii="Consolas" w:eastAsia="Consolas" w:hAnsi="Consolas" w:cs="Consolas"/>
+              </w:rPr>
+              <w:t>)</w:t>
             </w:r>
             <w:r>
               <w:t xml:space="preserve"> method to handle invalid input (like negative numbers). Push code to GitHub.</w:t>
@@ -6759,7 +6845,15 @@
     </w:p>
     <w:p>
       <w:r>
-        <w:t xml:space="preserve">    static int Add(int a, int b) =&gt; a + b;</w:t>
+        <w:t xml:space="preserve">    static int </w:t>
+      </w:r>
+      <w:proofErr w:type="gramStart"/>
+      <w:r>
+        <w:t>Add(</w:t>
+      </w:r>
+      <w:proofErr w:type="gramEnd"/>
+      <w:r>
+        <w:t>int a, int b) =&gt; a + b;</w:t>
       </w:r>
     </w:p>
     <w:p/>
@@ -6768,12 +6862,17 @@
         <w:t xml:space="preserve">    static int </w:t>
       </w:r>
       <w:proofErr w:type="spellStart"/>
+      <w:proofErr w:type="gramStart"/>
       <w:r>
         <w:t>MaxOfThree</w:t>
       </w:r>
       <w:proofErr w:type="spellEnd"/>
       <w:r>
-        <w:t>(int a, int b, int c)</w:t>
+        <w:t>(</w:t>
+      </w:r>
+      <w:proofErr w:type="gramEnd"/>
+      <w:r>
+        <w:t>int a, int b, int c)</w:t>
       </w:r>
     </w:p>
     <w:p>
@@ -6804,7 +6903,15 @@
     <w:p/>
     <w:p>
       <w:r>
-        <w:t xml:space="preserve">    static int Square(int n) =&gt; n * n;</w:t>
+        <w:t xml:space="preserve">    static int </w:t>
+      </w:r>
+      <w:proofErr w:type="gramStart"/>
+      <w:r>
+        <w:t>Square(</w:t>
+      </w:r>
+      <w:proofErr w:type="gramEnd"/>
+      <w:r>
+        <w:t>int n) =&gt; n * n;</w:t>
       </w:r>
     </w:p>
     <w:p/>
@@ -6813,12 +6920,17 @@
         <w:t xml:space="preserve">    static void </w:t>
       </w:r>
       <w:proofErr w:type="spellStart"/>
+      <w:proofErr w:type="gramStart"/>
       <w:r>
         <w:t>CreateAndDisplayArray</w:t>
       </w:r>
       <w:proofErr w:type="spellEnd"/>
       <w:r>
-        <w:t>()</w:t>
+        <w:t>(</w:t>
+      </w:r>
+      <w:proofErr w:type="gramEnd"/>
+      <w:r>
+        <w:t>)</w:t>
       </w:r>
     </w:p>
     <w:p>
@@ -6854,7 +6966,15 @@
     </w:p>
     <w:p>
       <w:r>
-        <w:t xml:space="preserve">        int[] </w:t>
+        <w:t xml:space="preserve">        </w:t>
+      </w:r>
+      <w:proofErr w:type="gramStart"/>
+      <w:r>
+        <w:t>int[</w:t>
+      </w:r>
+      <w:proofErr w:type="gramEnd"/>
+      <w:r>
+        <w:t xml:space="preserve">] </w:t>
       </w:r>
       <w:proofErr w:type="spellStart"/>
       <w:r>
@@ -6976,12 +7096,17 @@
         <w:t xml:space="preserve">    static void </w:t>
       </w:r>
       <w:proofErr w:type="spellStart"/>
+      <w:proofErr w:type="gramStart"/>
       <w:r>
         <w:t>SumOfArrayElements</w:t>
       </w:r>
       <w:proofErr w:type="spellEnd"/>
       <w:r>
-        <w:t>()</w:t>
+        <w:t>(</w:t>
+      </w:r>
+      <w:proofErr w:type="gramEnd"/>
+      <w:r>
+        <w:t>)</w:t>
       </w:r>
     </w:p>
     <w:p>
@@ -7017,7 +7142,15 @@
     </w:p>
     <w:p>
       <w:r>
-        <w:t xml:space="preserve">        int[] </w:t>
+        <w:t xml:space="preserve">        </w:t>
+      </w:r>
+      <w:proofErr w:type="gramStart"/>
+      <w:r>
+        <w:t>int[</w:t>
+      </w:r>
+      <w:proofErr w:type="gramEnd"/>
+      <w:r>
+        <w:t xml:space="preserve">] </w:t>
       </w:r>
       <w:proofErr w:type="spellStart"/>
       <w:r>
@@ -7139,12 +7272,17 @@
         <w:t xml:space="preserve">    static void </w:t>
       </w:r>
       <w:proofErr w:type="spellStart"/>
+      <w:proofErr w:type="gramStart"/>
       <w:r>
         <w:t>ReverseArray</w:t>
       </w:r>
       <w:proofErr w:type="spellEnd"/>
       <w:r>
-        <w:t>()</w:t>
+        <w:t>(</w:t>
+      </w:r>
+      <w:proofErr w:type="gramEnd"/>
+      <w:r>
+        <w:t>)</w:t>
       </w:r>
     </w:p>
     <w:p>
@@ -7181,7 +7319,15 @@
     </w:p>
     <w:p>
       <w:r>
-        <w:t xml:space="preserve">        int[] </w:t>
+        <w:t xml:space="preserve">        </w:t>
+      </w:r>
+      <w:proofErr w:type="gramStart"/>
+      <w:r>
+        <w:t>int[</w:t>
+      </w:r>
+      <w:proofErr w:type="gramEnd"/>
+      <w:r>
+        <w:t xml:space="preserve">] </w:t>
       </w:r>
       <w:proofErr w:type="spellStart"/>
       <w:r>
@@ -7335,12 +7481,17 @@
         <w:t xml:space="preserve">    static void </w:t>
       </w:r>
       <w:proofErr w:type="spellStart"/>
+      <w:proofErr w:type="gramStart"/>
       <w:r>
         <w:t>FindLargestElement</w:t>
       </w:r>
       <w:proofErr w:type="spellEnd"/>
       <w:r>
-        <w:t>()</w:t>
+        <w:t>(</w:t>
+      </w:r>
+      <w:proofErr w:type="gramEnd"/>
+      <w:r>
+        <w:t>)</w:t>
       </w:r>
     </w:p>
     <w:p>
@@ -7376,7 +7527,15 @@
     </w:p>
     <w:p>
       <w:r>
-        <w:t xml:space="preserve">        int[] </w:t>
+        <w:t xml:space="preserve">        </w:t>
+      </w:r>
+      <w:proofErr w:type="gramStart"/>
+      <w:r>
+        <w:t>int[</w:t>
+      </w:r>
+      <w:proofErr w:type="gramEnd"/>
+      <w:r>
+        <w:t xml:space="preserve">] </w:t>
       </w:r>
       <w:proofErr w:type="spellStart"/>
       <w:r>
@@ -7445,12 +7604,17 @@
         <w:t xml:space="preserve">        int max = </w:t>
       </w:r>
       <w:proofErr w:type="spellStart"/>
+      <w:proofErr w:type="gramStart"/>
       <w:r>
         <w:t>arr</w:t>
       </w:r>
       <w:proofErr w:type="spellEnd"/>
       <w:r>
-        <w:t>[0];</w:t>
+        <w:t>[</w:t>
+      </w:r>
+      <w:proofErr w:type="gramEnd"/>
+      <w:r>
+        <w:t>0];</w:t>
       </w:r>
     </w:p>
     <w:p>
@@ -7527,8 +7691,16 @@
         <w:rPr>
           <w:lang w:val="fr-FR"/>
         </w:rPr>
-        <w:t>Console.WriteLine("Largest element = " + max);</w:t>
-      </w:r>
+        <w:t>Console.WriteLine("Largest element = " + max</w:t>
+      </w:r>
+      <w:proofErr w:type="gramStart"/>
+      <w:r>
+        <w:rPr>
+          <w:lang w:val="fr-FR"/>
+        </w:rPr>
+        <w:t>);</w:t>
+      </w:r>
+      <w:proofErr w:type="gramEnd"/>
     </w:p>
     <w:p>
       <w:pPr>
@@ -7560,7 +7732,35 @@
         <w:rPr>
           <w:lang w:val="fr-FR"/>
         </w:rPr>
-        <w:t xml:space="preserve">    static void TransposeMatrix()</w:t>
+        <w:t xml:space="preserve">    </w:t>
+      </w:r>
+      <w:proofErr w:type="gramStart"/>
+      <w:r>
+        <w:rPr>
+          <w:lang w:val="fr-FR"/>
+        </w:rPr>
+        <w:t>static</w:t>
+      </w:r>
+      <w:proofErr w:type="gramEnd"/>
+      <w:r>
+        <w:rPr>
+          <w:lang w:val="fr-FR"/>
+        </w:rPr>
+        <w:t xml:space="preserve"> void </w:t>
+      </w:r>
+      <w:proofErr w:type="gramStart"/>
+      <w:r>
+        <w:rPr>
+          <w:lang w:val="fr-FR"/>
+        </w:rPr>
+        <w:t>TransposeMatrix(</w:t>
+      </w:r>
+      <w:proofErr w:type="gramEnd"/>
+      <w:r>
+        <w:rPr>
+          <w:lang w:val="fr-FR"/>
+        </w:rPr>
+        <w:t>)</w:t>
       </w:r>
     </w:p>
     <w:p>
@@ -7586,8 +7786,30 @@
         <w:rPr>
           <w:lang w:val="fr-FR"/>
         </w:rPr>
-        <w:t xml:space="preserve">        Console.Write("Enter rows: ");</w:t>
-      </w:r>
+        <w:t xml:space="preserve">        Console.Write("Enter </w:t>
+      </w:r>
+      <w:proofErr w:type="gramStart"/>
+      <w:r>
+        <w:rPr>
+          <w:lang w:val="fr-FR"/>
+        </w:rPr>
+        <w:t>rows:</w:t>
+      </w:r>
+      <w:proofErr w:type="gramEnd"/>
+      <w:r>
+        <w:rPr>
+          <w:lang w:val="fr-FR"/>
+        </w:rPr>
+        <w:t xml:space="preserve"> "</w:t>
+      </w:r>
+      <w:proofErr w:type="gramStart"/>
+      <w:r>
+        <w:rPr>
+          <w:lang w:val="fr-FR"/>
+        </w:rPr>
+        <w:t>);</w:t>
+      </w:r>
+      <w:proofErr w:type="gramEnd"/>
     </w:p>
     <w:p>
       <w:pPr>
@@ -7599,8 +7821,30 @@
         <w:rPr>
           <w:lang w:val="fr-FR"/>
         </w:rPr>
-        <w:t xml:space="preserve">        int rows = Convert.ToInt32(Console.ReadLine());</w:t>
-      </w:r>
+        <w:t xml:space="preserve">        </w:t>
+      </w:r>
+      <w:proofErr w:type="gramStart"/>
+      <w:r>
+        <w:rPr>
+          <w:lang w:val="fr-FR"/>
+        </w:rPr>
+        <w:t>int</w:t>
+      </w:r>
+      <w:proofErr w:type="gramEnd"/>
+      <w:r>
+        <w:rPr>
+          <w:lang w:val="fr-FR"/>
+        </w:rPr>
+        <w:t xml:space="preserve"> rows = Convert.ToInt32(Console.ReadLine()</w:t>
+      </w:r>
+      <w:proofErr w:type="gramStart"/>
+      <w:r>
+        <w:rPr>
+          <w:lang w:val="fr-FR"/>
+        </w:rPr>
+        <w:t>);</w:t>
+      </w:r>
+      <w:proofErr w:type="gramEnd"/>
     </w:p>
     <w:p>
       <w:pPr>
@@ -7612,8 +7856,30 @@
         <w:rPr>
           <w:lang w:val="fr-FR"/>
         </w:rPr>
-        <w:t xml:space="preserve">        Console.Write("Enter columns: ");</w:t>
-      </w:r>
+        <w:t xml:space="preserve">        Console.Write("Enter </w:t>
+      </w:r>
+      <w:proofErr w:type="gramStart"/>
+      <w:r>
+        <w:rPr>
+          <w:lang w:val="fr-FR"/>
+        </w:rPr>
+        <w:t>columns:</w:t>
+      </w:r>
+      <w:proofErr w:type="gramEnd"/>
+      <w:r>
+        <w:rPr>
+          <w:lang w:val="fr-FR"/>
+        </w:rPr>
+        <w:t xml:space="preserve"> "</w:t>
+      </w:r>
+      <w:proofErr w:type="gramStart"/>
+      <w:r>
+        <w:rPr>
+          <w:lang w:val="fr-FR"/>
+        </w:rPr>
+        <w:t>);</w:t>
+      </w:r>
+      <w:proofErr w:type="gramEnd"/>
     </w:p>
     <w:p>
       <w:pPr>
@@ -7626,8 +7892,30 @@
           <w:lang w:val="fr-FR"/>
         </w:rPr>
         <w:lastRenderedPageBreak/>
-        <w:t xml:space="preserve">        int cols = Convert.ToInt32(Console.ReadLine());</w:t>
-      </w:r>
+        <w:t xml:space="preserve">        </w:t>
+      </w:r>
+      <w:proofErr w:type="gramStart"/>
+      <w:r>
+        <w:rPr>
+          <w:lang w:val="fr-FR"/>
+        </w:rPr>
+        <w:t>int</w:t>
+      </w:r>
+      <w:proofErr w:type="gramEnd"/>
+      <w:r>
+        <w:rPr>
+          <w:lang w:val="fr-FR"/>
+        </w:rPr>
+        <w:t xml:space="preserve"> cols = Convert.ToInt32(Console.ReadLine()</w:t>
+      </w:r>
+      <w:proofErr w:type="gramStart"/>
+      <w:r>
+        <w:rPr>
+          <w:lang w:val="fr-FR"/>
+        </w:rPr>
+        <w:t>);</w:t>
+      </w:r>
+      <w:proofErr w:type="gramEnd"/>
     </w:p>
     <w:p>
       <w:r>
@@ -7636,8 +7924,21 @@
         </w:rPr>
         <w:t xml:space="preserve">        </w:t>
       </w:r>
-      <w:r>
-        <w:t>int[,] matrix = new int[rows, cols];</w:t>
+      <w:proofErr w:type="gramStart"/>
+      <w:r>
+        <w:t>int[</w:t>
+      </w:r>
+      <w:proofErr w:type="gramEnd"/>
+      <w:r>
+        <w:t xml:space="preserve">,] matrix = new </w:t>
+      </w:r>
+      <w:proofErr w:type="gramStart"/>
+      <w:r>
+        <w:t>int[</w:t>
+      </w:r>
+      <w:proofErr w:type="gramEnd"/>
+      <w:r>
+        <w:t>rows, cols];</w:t>
       </w:r>
     </w:p>
     <w:p>
@@ -7697,9 +7998,14 @@
     </w:p>
     <w:p>
       <w:r>
-        <w:t xml:space="preserve">                matrix[</w:t>
-      </w:r>
-      <w:proofErr w:type="spellStart"/>
+        <w:t xml:space="preserve">                </w:t>
+      </w:r>
+      <w:proofErr w:type="gramStart"/>
+      <w:r>
+        <w:t>matrix[</w:t>
+      </w:r>
+      <w:proofErr w:type="spellStart"/>
+      <w:proofErr w:type="gramEnd"/>
       <w:r>
         <w:t>i</w:t>
       </w:r>
@@ -7789,8 +8095,30 @@
         <w:rPr>
           <w:lang w:val="fr-FR"/>
         </w:rPr>
-        <w:t>Console.Write(matrix[j, i] + " ");</w:t>
-      </w:r>
+        <w:t>Console.Write(</w:t>
+      </w:r>
+      <w:proofErr w:type="gramStart"/>
+      <w:r>
+        <w:rPr>
+          <w:lang w:val="fr-FR"/>
+        </w:rPr>
+        <w:t>matrix[</w:t>
+      </w:r>
+      <w:proofErr w:type="gramEnd"/>
+      <w:r>
+        <w:rPr>
+          <w:lang w:val="fr-FR"/>
+        </w:rPr>
+        <w:t>j, i] + " "</w:t>
+      </w:r>
+      <w:proofErr w:type="gramStart"/>
+      <w:r>
+        <w:rPr>
+          <w:lang w:val="fr-FR"/>
+        </w:rPr>
+        <w:t>);</w:t>
+      </w:r>
+      <w:proofErr w:type="gramEnd"/>
     </w:p>
     <w:p>
       <w:pPr>
@@ -7802,8 +8130,16 @@
         <w:rPr>
           <w:lang w:val="fr-FR"/>
         </w:rPr>
-        <w:t xml:space="preserve">            Console.WriteLine();</w:t>
-      </w:r>
+        <w:t xml:space="preserve">            Console.WriteLine(</w:t>
+      </w:r>
+      <w:proofErr w:type="gramStart"/>
+      <w:r>
+        <w:rPr>
+          <w:lang w:val="fr-FR"/>
+        </w:rPr>
+        <w:t>);</w:t>
+      </w:r>
+      <w:proofErr w:type="gramEnd"/>
     </w:p>
     <w:p>
       <w:r>
@@ -7824,7 +8160,15 @@
     <w:p/>
     <w:p>
       <w:r>
-        <w:t xml:space="preserve">    public static void Main()</w:t>
+        <w:t xml:space="preserve">    public static void </w:t>
+      </w:r>
+      <w:proofErr w:type="gramStart"/>
+      <w:r>
+        <w:t>Main(</w:t>
+      </w:r>
+      <w:proofErr w:type="gramEnd"/>
+      <w:r>
+        <w:t>)</w:t>
       </w:r>
     </w:p>
     <w:p>
@@ -8046,7 +8390,15 @@
       </w:r>
       <w:proofErr w:type="spellEnd"/>
       <w:r>
-        <w:t>("Sum = " + Add(Convert.ToInt32(</w:t>
+        <w:t xml:space="preserve">("Sum = " + </w:t>
+      </w:r>
+      <w:proofErr w:type="gramStart"/>
+      <w:r>
+        <w:t>Add(</w:t>
+      </w:r>
+      <w:proofErr w:type="gramEnd"/>
+      <w:r>
+        <w:t>Convert.ToInt32(</w:t>
       </w:r>
       <w:proofErr w:type="spellStart"/>
       <w:r>
@@ -8101,12 +8453,17 @@
         <w:t xml:space="preserve">("Max = " + </w:t>
       </w:r>
       <w:proofErr w:type="spellStart"/>
+      <w:proofErr w:type="gramStart"/>
       <w:r>
         <w:t>MaxOfThree</w:t>
       </w:r>
       <w:proofErr w:type="spellEnd"/>
       <w:r>
-        <w:t>(Convert.ToInt32(</w:t>
+        <w:t>(</w:t>
+      </w:r>
+      <w:proofErr w:type="gramEnd"/>
+      <w:r>
+        <w:t>Convert.ToInt32(</w:t>
       </w:r>
       <w:proofErr w:type="spellStart"/>
       <w:r>
@@ -8166,7 +8523,15 @@
       </w:r>
       <w:proofErr w:type="spellEnd"/>
       <w:r>
-        <w:t>("Square = " + Square(Convert.ToInt32(</w:t>
+        <w:t xml:space="preserve">("Square = " + </w:t>
+      </w:r>
+      <w:proofErr w:type="gramStart"/>
+      <w:r>
+        <w:t>Square(</w:t>
+      </w:r>
+      <w:proofErr w:type="gramEnd"/>
+      <w:r>
+        <w:t>Convert.ToInt32(</w:t>
       </w:r>
       <w:proofErr w:type="spellStart"/>
       <w:r>
@@ -8192,12 +8557,17 @@
         <w:t xml:space="preserve">                    </w:t>
       </w:r>
       <w:proofErr w:type="spellStart"/>
+      <w:proofErr w:type="gramStart"/>
       <w:r>
         <w:t>CreateAndDisplayArray</w:t>
       </w:r>
       <w:proofErr w:type="spellEnd"/>
       <w:r>
-        <w:t>();</w:t>
+        <w:t>(</w:t>
+      </w:r>
+      <w:proofErr w:type="gramEnd"/>
+      <w:r>
+        <w:t>);</w:t>
       </w:r>
     </w:p>
     <w:p>
@@ -8216,12 +8586,17 @@
         <w:t xml:space="preserve">                    </w:t>
       </w:r>
       <w:proofErr w:type="spellStart"/>
+      <w:proofErr w:type="gramStart"/>
       <w:r>
         <w:t>SumOfArrayElements</w:t>
       </w:r>
       <w:proofErr w:type="spellEnd"/>
       <w:r>
-        <w:t>();</w:t>
+        <w:t>(</w:t>
+      </w:r>
+      <w:proofErr w:type="gramEnd"/>
+      <w:r>
+        <w:t>);</w:t>
       </w:r>
     </w:p>
     <w:p>
@@ -8239,12 +8614,17 @@
         <w:t xml:space="preserve">                    </w:t>
       </w:r>
       <w:proofErr w:type="spellStart"/>
+      <w:proofErr w:type="gramStart"/>
       <w:r>
         <w:t>ReverseArray</w:t>
       </w:r>
       <w:proofErr w:type="spellEnd"/>
       <w:r>
-        <w:t>();</w:t>
+        <w:t>(</w:t>
+      </w:r>
+      <w:proofErr w:type="gramEnd"/>
+      <w:r>
+        <w:t>);</w:t>
       </w:r>
     </w:p>
     <w:p>
@@ -8262,12 +8642,17 @@
         <w:t xml:space="preserve">                    </w:t>
       </w:r>
       <w:proofErr w:type="spellStart"/>
+      <w:proofErr w:type="gramStart"/>
       <w:r>
         <w:t>FindLargestElement</w:t>
       </w:r>
       <w:proofErr w:type="spellEnd"/>
       <w:r>
-        <w:t>();</w:t>
+        <w:t>(</w:t>
+      </w:r>
+      <w:proofErr w:type="gramEnd"/>
+      <w:r>
+        <w:t>);</w:t>
       </w:r>
     </w:p>
     <w:p>
@@ -8285,12 +8670,17 @@
         <w:t xml:space="preserve">                    </w:t>
       </w:r>
       <w:proofErr w:type="spellStart"/>
+      <w:proofErr w:type="gramStart"/>
       <w:r>
         <w:t>TransposeMatrix</w:t>
       </w:r>
       <w:proofErr w:type="spellEnd"/>
       <w:r>
-        <w:t>();</w:t>
+        <w:t>(</w:t>
+      </w:r>
+      <w:proofErr w:type="gramEnd"/>
+      <w:r>
+        <w:t>);</w:t>
       </w:r>
     </w:p>
     <w:p>
